--- a/project-files/nh3-procedures/נוהל 26.04 - ריקון יזום של אמוניה ונעילה ותיוג - 16.10.2026.docx
+++ b/project-files/nh3-procedures/נוהל 26.04 - ריקון יזום של אמוניה ונעילה ותיוג - 16.10.2026.docx
@@ -244,7 +244,7 @@
                 <w:szCs w:val="22"/>
                 <w:rtl/>
               </w:rPr>
-              <w:t xml:space="preserve">איתי הושמד</w:t>
+              <w:t xml:space="preserve">צחי וולפוביץ</w:t>
             </w:r>
           </w:p>
         </w:tc>
@@ -291,7 +291,7 @@
                 <w:szCs w:val="22"/>
                 <w:rtl/>
               </w:rPr>
-              <w:t xml:space="preserve">מנהל המפעל</w:t>
+              <w:t xml:space="preserve">סמנכ"ל תפעול</w:t>
             </w:r>
           </w:p>
         </w:tc>
